--- a/7-G-7/14-week-14/4-worksheet/Computer Worksheet G7 W14.docx
+++ b/7-G-7/14-week-14/4-worksheet/Computer Worksheet G7 W14.docx
@@ -4,7 +4,7 @@
   <w:body>
     <w:tbl>
       <w:tblPr>
-        <w:tblStyle w:val="TableGrid"/>
+        <w:tblStyle w:val="a6"/>
         <w:tblpPr w:leftFromText="180" w:rightFromText="180" w:vertAnchor="text" w:horzAnchor="margin" w:tblpY="565"/>
         <w:tblW w:w="0" w:type="auto"/>
         <w:tblBorders>
@@ -319,7 +319,7 @@
                 <w:sz w:val="28"/>
                 <w:szCs w:val="28"/>
               </w:rPr>
-              <w:t>Web Layout Design</w:t>
+              <w:t>Design Frameworks</w:t>
             </w:r>
           </w:p>
         </w:tc>
@@ -503,6 +503,7 @@
       <w:pPr>
         <w:bidi w:val="0"/>
         <w:rPr>
+          <w:b/>
           <w:bCs/>
           <w:sz w:val="36"/>
           <w:szCs w:val="36"/>
@@ -531,60 +532,27 @@
       </w:r>
       <w:r>
         <w:rPr>
+          <w:b/>
           <w:bCs/>
           <w:sz w:val="36"/>
           <w:szCs w:val="36"/>
         </w:rPr>
-        <w:t xml:space="preserve">Choose whether the </w:t>
+        <w:t xml:space="preserve">Choose whether the below statement </w:t>
       </w:r>
       <w:proofErr w:type="gramStart"/>
       <w:r>
         <w:rPr>
+          <w:b/>
           <w:bCs/>
           <w:sz w:val="36"/>
           <w:szCs w:val="36"/>
         </w:rPr>
-        <w:t>below</w:t>
+        <w:t>are</w:t>
       </w:r>
       <w:proofErr w:type="gramEnd"/>
       <w:r>
         <w:rPr>
-          <w:bCs/>
-          <w:sz w:val="36"/>
-          <w:szCs w:val="36"/>
-        </w:rPr>
-        <w:t xml:space="preserve"> </w:t>
-      </w:r>
-      <w:proofErr w:type="gramStart"/>
-      <w:r>
-        <w:rPr>
-          <w:bCs/>
-          <w:sz w:val="36"/>
-          <w:szCs w:val="36"/>
-        </w:rPr>
-        <w:t>statement</w:t>
-      </w:r>
-      <w:proofErr w:type="gramEnd"/>
-      <w:r>
-        <w:rPr>
-          <w:bCs/>
-          <w:sz w:val="36"/>
-          <w:szCs w:val="36"/>
-        </w:rPr>
-        <w:t xml:space="preserve"> </w:t>
-      </w:r>
-      <w:proofErr w:type="gramStart"/>
-      <w:r>
-        <w:rPr>
-          <w:bCs/>
-          <w:sz w:val="36"/>
-          <w:szCs w:val="36"/>
-        </w:rPr>
-        <w:t>are</w:t>
-      </w:r>
-      <w:proofErr w:type="gramEnd"/>
-      <w:r>
-        <w:rPr>
+          <w:b/>
           <w:bCs/>
           <w:sz w:val="36"/>
           <w:szCs w:val="36"/>
@@ -622,7 +590,7 @@
     </w:p>
     <w:p>
       <w:pPr>
-        <w:pStyle w:val="ListParagraph"/>
+        <w:pStyle w:val="a7"/>
         <w:numPr>
           <w:ilvl w:val="0"/>
           <w:numId w:val="3"/>
@@ -633,16 +601,16 @@
         <w:bidi w:val="0"/>
         <w:rPr>
           <w:bCs/>
-          <w:sz w:val="44"/>
-          <w:szCs w:val="44"/>
+          <w:sz w:val="52"/>
+          <w:szCs w:val="52"/>
           <w:lang w:bidi="ar-EG"/>
         </w:rPr>
       </w:pPr>
       <w:r>
         <w:rPr>
           <w:bCs/>
-          <w:sz w:val="44"/>
-          <w:szCs w:val="44"/>
+          <w:sz w:val="52"/>
+          <w:szCs w:val="52"/>
           <w:lang w:bidi="ar-EG"/>
         </w:rPr>
         <w:t>Websites that display fixed content are known as static websites</w:t>
@@ -650,51 +618,57 @@
     </w:p>
     <w:p>
       <w:pPr>
-        <w:pStyle w:val="ListParagraph"/>
+        <w:pStyle w:val="a7"/>
         <w:tabs>
           <w:tab w:val="left" w:pos="4846"/>
         </w:tabs>
         <w:bidi w:val="0"/>
         <w:rPr>
           <w:bCs/>
-          <w:sz w:val="44"/>
-          <w:szCs w:val="44"/>
+          <w:sz w:val="52"/>
+          <w:szCs w:val="52"/>
           <w:lang w:bidi="ar-EG"/>
         </w:rPr>
       </w:pPr>
     </w:p>
     <w:p>
       <w:pPr>
-        <w:pStyle w:val="ListParagraph"/>
-        <w:numPr>
-          <w:ilvl w:val="1"/>
-          <w:numId w:val="3"/>
-        </w:numPr>
+        <w:pStyle w:val="a7"/>
         <w:tabs>
           <w:tab w:val="left" w:pos="4846"/>
         </w:tabs>
         <w:bidi w:val="0"/>
-        <w:rPr>
-          <w:bCs/>
-          <w:sz w:val="44"/>
-          <w:szCs w:val="44"/>
+        <w:ind w:left="1440"/>
+        <w:rPr>
+          <w:bCs/>
+          <w:sz w:val="52"/>
+          <w:szCs w:val="52"/>
           <w:lang w:bidi="ar-EG"/>
         </w:rPr>
       </w:pPr>
       <w:r>
         <w:rPr>
           <w:bCs/>
-          <w:sz w:val="44"/>
-          <w:szCs w:val="44"/>
+          <w:sz w:val="52"/>
+          <w:szCs w:val="52"/>
           <w:lang w:bidi="ar-EG"/>
         </w:rPr>
+        <w:t xml:space="preserve">a. </w:t>
+      </w:r>
+      <w:r>
+        <w:rPr>
+          <w:bCs/>
+          <w:sz w:val="52"/>
+          <w:szCs w:val="52"/>
+          <w:lang w:bidi="ar-EG"/>
+        </w:rPr>
         <w:t xml:space="preserve">True </w:t>
       </w:r>
       <w:r>
         <w:rPr>
           <w:bCs/>
-          <w:sz w:val="44"/>
-          <w:szCs w:val="44"/>
+          <w:sz w:val="52"/>
+          <w:szCs w:val="52"/>
           <w:lang w:bidi="ar-EG"/>
         </w:rPr>
         <w:tab/>
@@ -709,8 +683,8 @@
         <w:bidi w:val="0"/>
         <w:rPr>
           <w:bCs/>
-          <w:sz w:val="44"/>
-          <w:szCs w:val="44"/>
+          <w:sz w:val="52"/>
+          <w:szCs w:val="52"/>
           <w:lang w:bidi="ar-EG"/>
         </w:rPr>
       </w:pPr>
@@ -723,15 +697,15 @@
         <w:bidi w:val="0"/>
         <w:rPr>
           <w:bCs/>
-          <w:sz w:val="44"/>
-          <w:szCs w:val="44"/>
+          <w:sz w:val="52"/>
+          <w:szCs w:val="52"/>
           <w:lang w:bidi="ar-EG"/>
         </w:rPr>
       </w:pPr>
     </w:p>
     <w:p>
       <w:pPr>
-        <w:pStyle w:val="ListParagraph"/>
+        <w:pStyle w:val="a7"/>
         <w:numPr>
           <w:ilvl w:val="0"/>
           <w:numId w:val="3"/>
@@ -742,16 +716,16 @@
         <w:bidi w:val="0"/>
         <w:rPr>
           <w:bCs/>
-          <w:sz w:val="44"/>
-          <w:szCs w:val="44"/>
+          <w:sz w:val="52"/>
+          <w:szCs w:val="52"/>
           <w:lang w:bidi="ar-EG"/>
         </w:rPr>
       </w:pPr>
       <w:r>
         <w:rPr>
           <w:bCs/>
-          <w:sz w:val="44"/>
-          <w:szCs w:val="44"/>
+          <w:sz w:val="52"/>
+          <w:szCs w:val="52"/>
           <w:lang w:bidi="ar-EG"/>
         </w:rPr>
         <w:t>The border-bottom CSS property displays a border at the bottom of an HTML element.</w:t>
@@ -759,51 +733,57 @@
     </w:p>
     <w:p>
       <w:pPr>
-        <w:pStyle w:val="ListParagraph"/>
+        <w:pStyle w:val="a7"/>
         <w:tabs>
           <w:tab w:val="left" w:pos="4846"/>
         </w:tabs>
         <w:bidi w:val="0"/>
         <w:rPr>
           <w:bCs/>
-          <w:sz w:val="44"/>
-          <w:szCs w:val="44"/>
+          <w:sz w:val="52"/>
+          <w:szCs w:val="52"/>
           <w:lang w:bidi="ar-EG"/>
         </w:rPr>
       </w:pPr>
     </w:p>
     <w:p>
       <w:pPr>
-        <w:pStyle w:val="ListParagraph"/>
-        <w:numPr>
-          <w:ilvl w:val="1"/>
-          <w:numId w:val="3"/>
-        </w:numPr>
+        <w:pStyle w:val="a7"/>
         <w:tabs>
           <w:tab w:val="left" w:pos="4846"/>
         </w:tabs>
         <w:bidi w:val="0"/>
-        <w:rPr>
-          <w:bCs/>
-          <w:sz w:val="44"/>
-          <w:szCs w:val="44"/>
+        <w:ind w:left="1440"/>
+        <w:rPr>
+          <w:bCs/>
+          <w:sz w:val="52"/>
+          <w:szCs w:val="52"/>
           <w:lang w:bidi="ar-EG"/>
         </w:rPr>
       </w:pPr>
       <w:r>
         <w:rPr>
           <w:bCs/>
-          <w:sz w:val="44"/>
-          <w:szCs w:val="44"/>
+          <w:sz w:val="52"/>
+          <w:szCs w:val="52"/>
           <w:lang w:bidi="ar-EG"/>
         </w:rPr>
+        <w:t xml:space="preserve">a. </w:t>
+      </w:r>
+      <w:r>
+        <w:rPr>
+          <w:bCs/>
+          <w:sz w:val="52"/>
+          <w:szCs w:val="52"/>
+          <w:lang w:bidi="ar-EG"/>
+        </w:rPr>
         <w:t xml:space="preserve">True </w:t>
       </w:r>
       <w:r>
         <w:rPr>
           <w:bCs/>
-          <w:sz w:val="44"/>
-          <w:szCs w:val="44"/>
+          <w:sz w:val="52"/>
+          <w:szCs w:val="52"/>
           <w:lang w:bidi="ar-EG"/>
         </w:rPr>
         <w:tab/>
@@ -835,13 +815,13 @@
         <mc:AlternateContent>
           <mc:Choice Requires="wps">
             <w:drawing>
-              <wp:anchor distT="45720" distB="45720" distL="114300" distR="114300" simplePos="0" relativeHeight="251659776" behindDoc="0" locked="0" layoutInCell="1" allowOverlap="1" wp14:anchorId="61189400" wp14:editId="0044354E">
+              <wp:anchor distT="45720" distB="45720" distL="114300" distR="114300" simplePos="0" relativeHeight="251658752" behindDoc="0" locked="0" layoutInCell="1" allowOverlap="1" wp14:anchorId="61189400" wp14:editId="27E5E75D">
                 <wp:simplePos x="0" y="0"/>
                 <wp:positionH relativeFrom="column">
-                  <wp:posOffset>1959247</wp:posOffset>
+                  <wp:posOffset>1901825</wp:posOffset>
                 </wp:positionH>
                 <wp:positionV relativeFrom="paragraph">
-                  <wp:posOffset>1965234</wp:posOffset>
+                  <wp:posOffset>1374140</wp:posOffset>
                 </wp:positionV>
                 <wp:extent cx="2743200" cy="1404620"/>
                 <wp:effectExtent l="0" t="0" r="19050" b="27940"/>
@@ -923,7 +903,7 @@
                 <v:stroke joinstyle="miter"/>
                 <v:path gradientshapeok="t" o:connecttype="rect"/>
               </v:shapetype>
-              <v:shape id="Text Box 2" o:spid="_x0000_s1026" type="#_x0000_t202" style="position:absolute;margin-left:154.25pt;margin-top:154.75pt;width:3in;height:110.6pt;z-index:251659776;visibility:visible;mso-wrap-style:square;mso-width-percent:0;mso-height-percent:0;mso-wrap-distance-left:9pt;mso-wrap-distance-top:3.6pt;mso-wrap-distance-right:9pt;mso-wrap-distance-bottom:3.6pt;mso-position-horizontal:absolute;mso-position-horizontal-relative:text;mso-position-vertical:absolute;mso-position-vertical-relative:text;mso-width-percent:0;mso-height-percent:0;mso-width-relative:margin;mso-height-relative:margin;v-text-anchor:top" o:gfxdata="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">
+              <v:shape id="Text Box 2" o:spid="_x0000_s1026" type="#_x0000_t202" style="position:absolute;margin-left:149.75pt;margin-top:108.2pt;width:3in;height:110.6pt;z-index:251658752;visibility:visible;mso-wrap-style:square;mso-width-percent:0;mso-height-percent:0;mso-wrap-distance-left:9pt;mso-wrap-distance-top:3.6pt;mso-wrap-distance-right:9pt;mso-wrap-distance-bottom:3.6pt;mso-position-horizontal:absolute;mso-position-horizontal-relative:text;mso-position-vertical:absolute;mso-position-vertical-relative:text;mso-width-percent:0;mso-height-percent:0;mso-width-relative:margin;mso-height-relative:margin;v-text-anchor:top" o:gfxdata="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">
                 <v:textbox style="mso-fit-shape-to-text:t">
                   <w:txbxContent>
                     <w:p>
@@ -1015,7 +995,7 @@
 <w:hdr xmlns:wpc="http://schemas.microsoft.com/office/word/2010/wordprocessingCanvas" xmlns:cx="http://schemas.microsoft.com/office/drawing/2014/chartex" xmlns:cx1="http://schemas.microsoft.com/office/drawing/2015/9/8/chartex" xmlns:cx2="http://schemas.microsoft.com/office/drawing/2015/10/21/chartex" xmlns:cx3="http://schemas.microsoft.com/office/drawing/2016/5/9/chartex" xmlns:cx4="http://schemas.microsoft.com/office/drawing/2016/5/10/chartex" xmlns:cx5="http://schemas.microsoft.com/office/drawing/2016/5/11/chartex" xmlns:cx6="http://schemas.microsoft.com/office/drawing/2016/5/12/chartex" xmlns:cx7="http://schemas.microsoft.com/office/drawing/2016/5/13/chartex" xmlns:cx8="http://schemas.microsoft.com/office/drawing/2016/5/14/chartex" xmlns:mc="http://schemas.openxmlformats.org/markup-compatibility/2006" xmlns:aink="http://schemas.microsoft.com/office/drawing/2016/ink" xmlns:am3d="http://schemas.microsoft.com/office/drawing/2017/model3d" xmlns:o="urn:schemas-microsoft-com:office:office" xmlns:oel="http://schemas.microsoft.com/office/2019/extlst" xmlns:r="http://schemas.openxmlformats.org/officeDocument/2006/relationships" xmlns:m="http://schemas.openxmlformats.org/officeDocument/2006/math" xmlns:v="urn:schemas-microsoft-com:vml" xmlns:wp14="http://schemas.microsoft.com/office/word/2010/wordprocessingDrawing" xmlns:wp="http://schemas.openxmlformats.org/drawingml/2006/wordprocessingDrawing" xmlns:w10="urn:schemas-microsoft-com:office:word" xmlns:w="http://schemas.openxmlformats.org/wordprocessingml/2006/main" xmlns:w14="http://schemas.microsoft.com/office/word/2010/wordml" xmlns:w15="http://schemas.microsoft.com/office/word/2012/wordml" xmlns:w16cex="http://schemas.microsoft.com/office/word/2018/wordml/cex" xmlns:w16cid="http://schemas.microsoft.com/office/word/2016/wordml/cid" xmlns:w16="http://schemas.microsoft.com/office/word/2018/wordml" xmlns:w16du="http://schemas.microsoft.com/office/word/2023/wordml/word16du" xmlns:w16sdtdh="http://schemas.microsoft.com/office/word/2020/wordml/sdtdatahash" xmlns:w16sdtfl="http://schemas.microsoft.com/office/word/2024/wordml/sdtformatlock" xmlns:w16se="http://schemas.microsoft.com/office/word/2015/wordml/symex" xmlns:wpg="http://schemas.microsoft.com/office/word/2010/wordprocessingGroup" xmlns:wpi="http://schemas.microsoft.com/office/word/2010/wordprocessingInk" xmlns:wne="http://schemas.microsoft.com/office/word/2006/wordml" xmlns:wps="http://schemas.microsoft.com/office/word/2010/wordprocessingShape" mc:Ignorable="w14 w15 w16se w16cid w16 w16cex w16sdtdh w16sdtfl w16du wp14">
   <w:p>
     <w:pPr>
-      <w:pStyle w:val="Header"/>
+      <w:pStyle w:val="a4"/>
     </w:pPr>
     <w:r>
       <w:rPr>
@@ -1744,7 +1724,7 @@
     <w:lsdException w:name="Unresolved Mention" w:semiHidden="1" w:unhideWhenUsed="1"/>
     <w:lsdException w:name="Smart Link" w:semiHidden="1" w:unhideWhenUsed="1"/>
   </w:latentStyles>
-  <w:style w:type="paragraph" w:default="1" w:styleId="Normal">
+  <w:style w:type="paragraph" w:default="1" w:styleId="a">
     <w:name w:val="Normal"/>
     <w:qFormat/>
     <w:rsid w:val="00337E9D"/>
@@ -1758,13 +1738,13 @@
       <w:szCs w:val="24"/>
     </w:rPr>
   </w:style>
-  <w:style w:type="character" w:default="1" w:styleId="DefaultParagraphFont">
+  <w:style w:type="character" w:default="1" w:styleId="a0">
     <w:name w:val="Default Paragraph Font"/>
     <w:uiPriority w:val="1"/>
     <w:semiHidden/>
     <w:unhideWhenUsed/>
   </w:style>
-  <w:style w:type="table" w:default="1" w:styleId="TableNormal">
+  <w:style w:type="table" w:default="1" w:styleId="a1">
     <w:name w:val="Normal Table"/>
     <w:uiPriority w:val="99"/>
     <w:semiHidden/>
@@ -1779,16 +1759,16 @@
       </w:tblCellMar>
     </w:tblPr>
   </w:style>
-  <w:style w:type="numbering" w:default="1" w:styleId="NoList">
+  <w:style w:type="numbering" w:default="1" w:styleId="a2">
     <w:name w:val="No List"/>
     <w:uiPriority w:val="99"/>
     <w:semiHidden/>
     <w:unhideWhenUsed/>
   </w:style>
-  <w:style w:type="paragraph" w:styleId="BalloonText">
+  <w:style w:type="paragraph" w:styleId="a3">
     <w:name w:val="Balloon Text"/>
-    <w:basedOn w:val="Normal"/>
-    <w:link w:val="BalloonTextChar"/>
+    <w:basedOn w:val="a"/>
+    <w:link w:val="Char"/>
     <w:uiPriority w:val="99"/>
     <w:semiHidden/>
     <w:unhideWhenUsed/>
@@ -1802,10 +1782,10 @@
       <w:szCs w:val="16"/>
     </w:rPr>
   </w:style>
-  <w:style w:type="character" w:customStyle="1" w:styleId="BalloonTextChar">
-    <w:name w:val="Balloon Text Char"/>
-    <w:basedOn w:val="DefaultParagraphFont"/>
-    <w:link w:val="BalloonText"/>
+  <w:style w:type="character" w:customStyle="1" w:styleId="Char">
+    <w:name w:val="نص في بالون Char"/>
+    <w:basedOn w:val="a0"/>
+    <w:link w:val="a3"/>
     <w:uiPriority w:val="99"/>
     <w:semiHidden/>
     <w:rsid w:val="003D0CC3"/>
@@ -1815,10 +1795,10 @@
       <w:szCs w:val="16"/>
     </w:rPr>
   </w:style>
-  <w:style w:type="paragraph" w:styleId="Header">
+  <w:style w:type="paragraph" w:styleId="a4">
     <w:name w:val="header"/>
-    <w:basedOn w:val="Normal"/>
-    <w:link w:val="HeaderChar"/>
+    <w:basedOn w:val="a"/>
+    <w:link w:val="Char0"/>
     <w:uiPriority w:val="99"/>
     <w:unhideWhenUsed/>
     <w:rsid w:val="003D0CC3"/>
@@ -1835,17 +1815,17 @@
       <w:szCs w:val="22"/>
     </w:rPr>
   </w:style>
-  <w:style w:type="character" w:customStyle="1" w:styleId="HeaderChar">
-    <w:name w:val="Header Char"/>
-    <w:basedOn w:val="DefaultParagraphFont"/>
-    <w:link w:val="Header"/>
+  <w:style w:type="character" w:customStyle="1" w:styleId="Char0">
+    <w:name w:val="رأس الصفحة Char"/>
+    <w:basedOn w:val="a0"/>
+    <w:link w:val="a4"/>
     <w:uiPriority w:val="99"/>
     <w:rsid w:val="003D0CC3"/>
   </w:style>
-  <w:style w:type="paragraph" w:styleId="Footer">
+  <w:style w:type="paragraph" w:styleId="a5">
     <w:name w:val="footer"/>
-    <w:basedOn w:val="Normal"/>
-    <w:link w:val="FooterChar"/>
+    <w:basedOn w:val="a"/>
+    <w:link w:val="Char1"/>
     <w:uiPriority w:val="99"/>
     <w:unhideWhenUsed/>
     <w:rsid w:val="003D0CC3"/>
@@ -1862,16 +1842,16 @@
       <w:szCs w:val="22"/>
     </w:rPr>
   </w:style>
-  <w:style w:type="character" w:customStyle="1" w:styleId="FooterChar">
-    <w:name w:val="Footer Char"/>
-    <w:basedOn w:val="DefaultParagraphFont"/>
-    <w:link w:val="Footer"/>
+  <w:style w:type="character" w:customStyle="1" w:styleId="Char1">
+    <w:name w:val="تذييل الصفحة Char"/>
+    <w:basedOn w:val="a0"/>
+    <w:link w:val="a5"/>
     <w:uiPriority w:val="99"/>
     <w:rsid w:val="003D0CC3"/>
   </w:style>
-  <w:style w:type="table" w:styleId="TableGrid">
+  <w:style w:type="table" w:styleId="a6">
     <w:name w:val="Table Grid"/>
-    <w:basedOn w:val="TableNormal"/>
+    <w:basedOn w:val="a1"/>
     <w:uiPriority w:val="59"/>
     <w:rsid w:val="00AB3A99"/>
     <w:pPr>
@@ -1891,9 +1871,9 @@
       </w:tblBorders>
     </w:tblPr>
   </w:style>
-  <w:style w:type="paragraph" w:styleId="ListParagraph">
+  <w:style w:type="paragraph" w:styleId="a7">
     <w:name w:val="List Paragraph"/>
-    <w:basedOn w:val="Normal"/>
+    <w:basedOn w:val="a"/>
     <w:uiPriority w:val="34"/>
     <w:qFormat/>
     <w:rsid w:val="0094183E"/>
